--- a/spa/docx/014.content.docx
+++ b/spa/docx/014.content.docx
@@ -293,90 +293,60 @@
         </w:rPr>
         <w:t xml:space="preserve"> es una pequeña ciudad en la región de </w:t>
       </w:r>
-      <w:hyperlink r:id="rId13">
-        <w:r>
-          <w:rPr>
-            <w:lang w:val="es_ES" w:bidi="es_ES"/>
-          </w:rPr>
-          <w:rPr>
-            <w:color w:val="0000EE"/>
-            <w:u w:val="single"/>
-          </w:rPr>
-          <w:t>Galilea</w:t>
-        </w:r>
-      </w:hyperlink>
+      <w:r>
+        <w:rPr>
+          <w:lang w:val="es_ES" w:bidi="es_ES"/>
+        </w:rPr>
+        <w:t>Galilea</w:t>
+      </w:r>
       <w:r>
         <w:rPr>
           <w:lang w:val="es_ES" w:bidi="es_ES"/>
         </w:rPr>
         <w:t xml:space="preserve">, en el norte de </w:t>
       </w:r>
-      <w:hyperlink r:id="rId14">
-        <w:r>
-          <w:rPr>
-            <w:lang w:val="es_ES" w:bidi="es_ES"/>
-          </w:rPr>
-          <w:rPr>
-            <w:color w:val="0000EE"/>
-            <w:u w:val="single"/>
-          </w:rPr>
-          <w:t>Israel</w:t>
-        </w:r>
-      </w:hyperlink>
+      <w:r>
+        <w:rPr>
+          <w:lang w:val="es_ES" w:bidi="es_ES"/>
+        </w:rPr>
+        <w:t>Israel</w:t>
+      </w:r>
       <w:r>
         <w:rPr>
           <w:lang w:val="es_ES" w:bidi="es_ES"/>
         </w:rPr>
         <w:t xml:space="preserve">. Nazaret no aparece en el Antiguo Testamento, y la primera vez que oímos acerca de esta ciudad es al saber que </w:t>
       </w:r>
-      <w:hyperlink r:id="rId15">
-        <w:r>
-          <w:rPr>
-            <w:lang w:val="es_ES" w:bidi="es_ES"/>
-          </w:rPr>
-          <w:rPr>
-            <w:color w:val="0000EE"/>
-            <w:u w:val="single"/>
-          </w:rPr>
-          <w:t>María</w:t>
-        </w:r>
-      </w:hyperlink>
+      <w:r>
+        <w:rPr>
+          <w:lang w:val="es_ES" w:bidi="es_ES"/>
+        </w:rPr>
+        <w:t>María</w:t>
+      </w:r>
       <w:r>
         <w:rPr>
           <w:lang w:val="es_ES" w:bidi="es_ES"/>
         </w:rPr>
         <w:t xml:space="preserve"> y José, los padres de Jesús, venían de Nazaret. Jesús nació en un pueblo llamado </w:t>
       </w:r>
-      <w:hyperlink r:id="rId16">
-        <w:r>
-          <w:rPr>
-            <w:lang w:val="es_ES" w:bidi="es_ES"/>
-          </w:rPr>
-          <w:rPr>
-            <w:color w:val="0000EE"/>
-            <w:u w:val="single"/>
-          </w:rPr>
-          <w:t>Belén</w:t>
-        </w:r>
-      </w:hyperlink>
+      <w:r>
+        <w:rPr>
+          <w:lang w:val="es_ES" w:bidi="es_ES"/>
+        </w:rPr>
+        <w:t>Belén</w:t>
+      </w:r>
       <w:r>
         <w:rPr>
           <w:lang w:val="es_ES" w:bidi="es_ES"/>
         </w:rPr>
         <w:t xml:space="preserve">, en </w:t>
       </w:r>
-      <w:hyperlink r:id="rId17">
-        <w:r>
-          <w:rPr>
-            <w:lang w:val="es_ES" w:bidi="es_ES"/>
-          </w:rPr>
-          <w:rPr>
-            <w:color w:val="0000EE"/>
-            <w:u w:val="single"/>
-          </w:rPr>
-          <w:t>Judea</w:t>
-        </w:r>
-      </w:hyperlink>
+      <w:r>
+        <w:rPr>
+          <w:lang w:val="es_ES" w:bidi="es_ES"/>
+        </w:rPr>
+        <w:t>Judea</w:t>
+      </w:r>
       <w:r>
         <w:rPr>
           <w:lang w:val="es_ES" w:bidi="es_ES"/>
@@ -385,7 +355,6 @@
       </w:r>
       <w:r>
         <w:rPr>
-          <w:b/>
           <w:lang w:val="es_ES" w:bidi="es_ES"/>
         </w:rPr>
         <w:t>judíos</w:t>
